--- a/WhatIWrote/Doctoral_Research_Plan_5p_KOR.docx
+++ b/WhatIWrote/Doctoral_Research_Plan_5p_KOR.docx
@@ -50,7 +50,7 @@
     </w:p>
     <w:p>
       <w:r>
-        <w:t>한국 유튜브는 이 문제를 분석하기에 적합한 공간이다. 과학 정보, 개인 경험, 정치적 주장, 허위·왜곡 정보가 한 플랫폼 안에서 함께 유통되고, 영상 발화와 댓글 반응, 그리고 행위자 간 관계가 동시에 축적되기 때문이다. 특히 유튜브는 추천과 개인화에 따라 노출 구조가 형성되지만, 검색으로 반복 확인 가능한 공개영역은 비교적 재현가능한 방식으로 장기 자료를 구축할 수 있게 해준다. 본 연구는 이러한 특성을 활용해 한국어로 생산·유통되며 한국 채널, 한국 공중, 한국의 기후·에너지·재난·정책 이슈와 실질적으로 연결된 유튜브 자료를 분석 대상으로 삼는다(Allgaier, 2019; Shapiro &amp; Park, 2018; 임연수 외, 2021).</w:t>
+        <w:t>한국 유튜브는 이 문제를 분석하기에 적합한 공간이다. 과학 정보, 개인 경험, 정치적 주장, 허위·왜곡 정보가 한 플랫폼 안에서 함께 유통되고, 영상 발화와 댓글 반응을 연결해 관찰할 수 있기 때문이다(Allgaier, 2019; Shapiro &amp; Park, 2018). 특히 유튜브는 추천과 개인화에 따라 노출 구조가 형성되지만, 검색으로 반복 확인 가능한 공개영역은 비교적 재현가능한 방식으로 장기 자료를 구축할 수 있게 해준다. 본 연구는 이러한 특성을 활용해 한국어로 생산·유통되며 한국 채널, 한국 공중, 한국의 기후·에너지·재난·정책 이슈와 실질적으로 연결된 유튜브 자료를 분석 대상으로 삼는다. 국내 연구는 한국 유튜브에서 기후 관련 콘텐츠의 주제 구조와 용어 차이를 탐색해 왔다(임연수 외, 2021; 임연수, 2023).</w:t>
       </w:r>
     </w:p>
     <w:p/>
@@ -222,6 +222,12 @@
     <w:p>
       <w:r>
         <w:t>Hilgartner, S., &amp; Bosk, C. L. (1988). The rise and fall of social problems: A public arenas model. American Journal of Sociology, 94(1), 53-78.</w:t>
+      </w:r>
+    </w:p>
+    <w:p>
+      <w:pPr/>
+      <w:r>
+        <w:t>Newman, M. E. J. (2010). Networks: An introduction. Oxford University Press.</w:t>
       </w:r>
     </w:p>
     <w:p>
